--- a/firequote/quotes/templates_docs/protection_revit.docx
+++ b/firequote/quotes/templates_docs/protection_revit.docx
@@ -84,15 +84,15 @@
           <w:b/>
           <w:lang w:val="en-US"/>
         </w:rPr>
-        <w:t xml:space="preserve">       </w:t>
-      </w:r>
-      <w:r>
-        <w:rPr>
-          <w:rFonts w:asciiTheme="majorHAnsi" w:hAnsiTheme="majorHAnsi" w:cs="Arial"/>
-          <w:b/>
-          <w:lang w:val="en-US"/>
-        </w:rPr>
-        <w:t xml:space="preserve">        {{ quote_number }}</w:t>
+        <w:t xml:space="preserve">      </w:t>
+      </w:r>
+      <w:r>
+        <w:rPr>
+          <w:rFonts w:asciiTheme="majorHAnsi" w:hAnsiTheme="majorHAnsi" w:cs="Arial"/>
+          <w:b/>
+          <w:lang w:val="en-US"/>
+        </w:rPr>
+        <w:t xml:space="preserve">       {{ quote_number }}</w:t>
       </w:r>
     </w:p>
     <w:p>
